--- a/templates/VV_Commercial.docx
+++ b/templates/VV_Commercial.docx
@@ -3933,7 +3933,7 @@
         <w:t xml:space="preserve"> </w:t>
       </w:r>
       <w:r>
-        <w:t>within</w:t>
+        <w:t xml:space="preserve">on a placed account within</w:t>
       </w:r>
       <w:r>
         <w:rPr>
